--- a/docs/제출_④아이디어_최인영_양식표.docx
+++ b/docs/제출_④아이디어_최인영_양식표.docx
@@ -2,59 +2,96 @@
 <file path=word/document.xml><?xml version="1.0" encoding="utf-8"?>
 <w:document xmlns:w="http://schemas.openxmlformats.org/wordprocessingml/2006/main" xmlns:m="http://schemas.openxmlformats.org/officeDocument/2006/math" xmlns:r="http://schemas.openxmlformats.org/officeDocument/2006/relationships" xmlns:o="urn:schemas-microsoft-com:office:office" xmlns:v="urn:schemas-microsoft-com:vml" xmlns:w10="urn:schemas-microsoft-com:office:word" xmlns:a="http://schemas.openxmlformats.org/drawingml/2006/main" xmlns:pic="http://schemas.openxmlformats.org/drawingml/2006/picture" xmlns:wp="http://schemas.openxmlformats.org/drawingml/2006/wordprocessingDrawing">
   <w:body>
-    <w:bookmarkStart w:id="10" w:name="mission-1-결과보고서-④-공공데이터-개선활용-아이디어-최인영-분량"/>
+    <w:bookmarkStart w:id="11" w:name="X4fb07df5c0aba34e1607c66ef87b37ee34cd359"/>
     <w:p>
       <w:pPr>
         <w:pStyle w:val="Heading1"/>
       </w:pPr>
       <w:r>
-        <w:t xml:space="preserve">Mission 1 결과보고서 — ④ 공공데이터 개선·활용 아이디어 (최인영 분량)</w:t>
+        <w:t xml:space="preserve">Mission</w:t>
+      </w:r>
+      <w:r>
+        <w:t xml:space="preserve"> </w:t>
+      </w:r>
+      <w:r>
+        <w:t xml:space="preserve">1 결과보고서 — ④ 공공데이터 개선·활용 아이디어 (최인영 분량)</w:t>
       </w:r>
     </w:p>
     <w:p>
       <w:pPr>
-        <w:pStyle w:val="FirstParagraph"/>
+        <w:pStyle w:val="BlockText"/>
       </w:pPr>
       <w:r>
-        <w:rPr>
-          <w:i/>
-          <w:iCs/>
-        </w:rPr>
-        <w:t xml:space="preserve">양식 「2. 공공데이터 모니터링 결과보고서」의 「세부 모니터링 결과」 표와 동일한 구성으로 작성한 초안이다. ④ 유형 11건만 담았다. 기본정보·①②③ 유형·종합의견·GDQ 제출내역은 팀 취합 담당이 작성한다.</w:t>
+        <w:t xml:space="preserve">양식 「2. 공공데이터 모니터링 결과보고서」의 「세부 모니터링 결과」</w:t>
+      </w:r>
+      <w:r>
+        <w:t xml:space="preserve"> </w:t>
+      </w:r>
+      <w:r>
+        <w:t xml:space="preserve">표 구성에 맞춘 초안. 양식의 ④ 유형 설명(제공항목·방식·활용서비스·홍보)에</w:t>
+      </w:r>
+      <w:r>
+        <w:t xml:space="preserve"> </w:t>
+      </w:r>
+      <w:r>
+        <w:t xml:space="preserve">따라 네 갈래로 나누어 작성했다. 기본정보·①②③ 유형·종합의견·GDQ</w:t>
+      </w:r>
+      <w:r>
+        <w:t xml:space="preserve"> </w:t>
+      </w:r>
+      <w:r>
+        <w:t xml:space="preserve">제출내역은 팀 취합 담당이 작성한다.</w:t>
       </w:r>
     </w:p>
     <w:p>
       <w:pPr>
-        <w:pStyle w:val="BodyText"/>
+        <w:pStyle w:val="BlockText"/>
       </w:pPr>
       <w:r>
         <w:rPr>
           <w:b/>
           <w:bCs/>
         </w:rPr>
-        <w:t xml:space="preserve">제출 전 본인 문장으로 다시 쓸 것 — 생성형 AI 제시 내용을 그대로 내면 실적 불인정.</w:t>
+        <w:t xml:space="preserve">제출 전 본인 문장으로 다시 쓸 것</w:t>
+      </w:r>
+      <w:r>
+        <w:t xml:space="preserve"> </w:t>
+      </w:r>
+      <w:r>
+        <w:t xml:space="preserve">— 생성형 AI 제시</w:t>
+      </w:r>
+      <w:r>
+        <w:t xml:space="preserve"> </w:t>
+      </w:r>
+      <w:r>
+        <w:t xml:space="preserve">내용을 그대로 내면 실적 불인정.</w:t>
       </w:r>
     </w:p>
-    <w:bookmarkStart w:id="9" w:name="모니터링-활동-총괄-④-행-취합-담당-전달용"/>
+    <w:bookmarkStart w:id="10" w:name="취합-담당에게-넘길-값--모니터링-활동-총괄-④-행"/>
     <w:p>
       <w:pPr>
         <w:pStyle w:val="Heading2"/>
       </w:pPr>
       <w:r>
-        <w:t xml:space="preserve">모니터링 활동 총괄 — ④ 행 (취합 담당 전달용)</w:t>
+        <w:t xml:space="preserve">취합 담당에게</w:t>
+      </w:r>
+      <w:r>
+        <w:t xml:space="preserve"> </w:t>
+      </w:r>
+      <w:r>
+        <w:t xml:space="preserve">넘길 값 — 「모니터링 활동 총괄」 ④ 행</w:t>
       </w:r>
     </w:p>
     <w:tbl>
       <w:tblPr>
         <w:tblStyle w:val="Table"/>
-        <w:tblW w:type="pct" w:w="5000"/>
-        <w:tblLayout w:type="fixed"/>
+        <w:tblW w:type="auto" w:w="0"/>
         <w:tblLook w:firstRow="1" w:lastRow="0" w:firstColumn="0" w:lastColumn="0" w:noHBand="0" w:noVBand="0" w:val="0020"/>
       </w:tblPr>
       <w:tblGrid>
-        <w:gridCol w:w="2376"/>
-        <w:gridCol w:w="1108"/>
-        <w:gridCol w:w="4435"/>
+        <w:gridCol w:w="2640"/>
+        <w:gridCol w:w="2640"/>
+        <w:gridCol w:w="2640"/>
       </w:tblGrid>
       <w:tr>
         <w:trPr>
@@ -117,18 +154,307 @@
                 <w:b/>
                 <w:bCs/>
               </w:rPr>
-              <w:t xml:space="preserve">11</w:t>
-            </w:r>
-          </w:p>
-        </w:tc>
-        <w:tc>
-          <w:tcPr/>
-          <w:p>
-            <w:pPr>
-              <w:pStyle w:val="Compact"/>
-            </w:pPr>
-            <w:r>
-              <w:t xml:space="preserve">개방 파일데이터 84건을 내려받아 직접 분석하고 오피넷 오픈API 가이드를 원문 대조하여 개선 7건·활용 4건 제안</w:t>
+              <w:t xml:space="preserve">13</w:t>
+            </w:r>
+          </w:p>
+        </w:tc>
+        <w:tc>
+          <w:tcPr/>
+          <w:p>
+            <w:pPr>
+              <w:pStyle w:val="Compact"/>
+            </w:pPr>
+            <w:r>
+              <w:t xml:space="preserve">개방 파일데이터 84건 직접 분석 및 오피넷 오픈API 가이드 원문 대조.</w:t>
+            </w:r>
+            <w:r>
+              <w:t xml:space="preserve"> </w:t>
+            </w:r>
+            <w:r>
+              <w:t xml:space="preserve">제공항목 3건·방식 4건·활용서비스 4건·홍보 2건 제안</w:t>
+            </w:r>
+          </w:p>
+        </w:tc>
+      </w:tr>
+    </w:tbl>
+    <w:bookmarkStart w:id="9" w:name="갈래별-구성"/>
+    <w:p>
+      <w:pPr>
+        <w:pStyle w:val="Heading3"/>
+      </w:pPr>
+      <w:r>
+        <w:t xml:space="preserve">갈래별 구성</w:t>
+      </w:r>
+    </w:p>
+    <w:tbl>
+      <w:tblPr>
+        <w:tblStyle w:val="Table"/>
+        <w:tblW w:type="auto" w:w="0"/>
+        <w:tblLook w:firstRow="1" w:lastRow="0" w:firstColumn="0" w:lastColumn="0" w:noHBand="0" w:noVBand="0" w:val="0020"/>
+      </w:tblPr>
+      <w:tblGrid>
+        <w:gridCol w:w="1980"/>
+        <w:gridCol w:w="1980"/>
+        <w:gridCol w:w="1980"/>
+        <w:gridCol w:w="1980"/>
+      </w:tblGrid>
+      <w:tr>
+        <w:trPr>
+          <w:tblHeader w:val="on"/>
+        </w:trPr>
+        <w:tc>
+          <w:tcPr/>
+          <w:p>
+            <w:pPr>
+              <w:pStyle w:val="Compact"/>
+            </w:pPr>
+            <w:r>
+              <w:t xml:space="preserve">갈래</w:t>
+            </w:r>
+          </w:p>
+        </w:tc>
+        <w:tc>
+          <w:tcPr/>
+          <w:p>
+            <w:pPr>
+              <w:pStyle w:val="Compact"/>
+            </w:pPr>
+            <w:r>
+              <w:t xml:space="preserve">건수</w:t>
+            </w:r>
+          </w:p>
+        </w:tc>
+        <w:tc>
+          <w:tcPr/>
+          <w:p>
+            <w:pPr>
+              <w:pStyle w:val="Compact"/>
+            </w:pPr>
+            <w:r>
+              <w:t xml:space="preserve">활동</w:t>
+            </w:r>
+          </w:p>
+        </w:tc>
+        <w:tc>
+          <w:tcPr/>
+          <w:p>
+            <w:pPr>
+              <w:pStyle w:val="Compact"/>
+            </w:pPr>
+            <w:r>
+              <w:t xml:space="preserve">내용</w:t>
+            </w:r>
+          </w:p>
+        </w:tc>
+      </w:tr>
+      <w:tr>
+        <w:tc>
+          <w:tcPr/>
+          <w:p>
+            <w:pPr>
+              <w:pStyle w:val="Compact"/>
+            </w:pPr>
+            <w:r>
+              <w:rPr>
+                <w:b/>
+                <w:bCs/>
+              </w:rPr>
+              <w:t xml:space="preserve">제공항목</w:t>
+            </w:r>
+          </w:p>
+        </w:tc>
+        <w:tc>
+          <w:tcPr/>
+          <w:p>
+            <w:pPr>
+              <w:pStyle w:val="Compact"/>
+            </w:pPr>
+            <w:r>
+              <w:t xml:space="preserve">3</w:t>
+            </w:r>
+          </w:p>
+        </w:tc>
+        <w:tc>
+          <w:tcPr/>
+          <w:p>
+            <w:pPr>
+              <w:pStyle w:val="Compact"/>
+            </w:pPr>
+            <w:r>
+              <w:t xml:space="preserve">1~3</w:t>
+            </w:r>
+          </w:p>
+        </w:tc>
+        <w:tc>
+          <w:tcPr/>
+          <w:p>
+            <w:pPr>
+              <w:pStyle w:val="Compact"/>
+            </w:pPr>
+            <w:r>
+              <w:t xml:space="preserve">무엇을 더 담아 개방할 것인가 — 시계열, 고유 식별자, 공통 코드집</w:t>
+            </w:r>
+          </w:p>
+        </w:tc>
+      </w:tr>
+      <w:tr>
+        <w:tc>
+          <w:tcPr/>
+          <w:p>
+            <w:pPr>
+              <w:pStyle w:val="Compact"/>
+            </w:pPr>
+            <w:r>
+              <w:rPr>
+                <w:b/>
+                <w:bCs/>
+              </w:rPr>
+              <w:t xml:space="preserve">방식</w:t>
+            </w:r>
+          </w:p>
+        </w:tc>
+        <w:tc>
+          <w:tcPr/>
+          <w:p>
+            <w:pPr>
+              <w:pStyle w:val="Compact"/>
+            </w:pPr>
+            <w:r>
+              <w:t xml:space="preserve">4</w:t>
+            </w:r>
+          </w:p>
+        </w:tc>
+        <w:tc>
+          <w:tcPr/>
+          <w:p>
+            <w:pPr>
+              <w:pStyle w:val="Compact"/>
+            </w:pPr>
+            <w:r>
+              <w:t xml:space="preserve">4~7</w:t>
+            </w:r>
+          </w:p>
+        </w:tc>
+        <w:tc>
+          <w:tcPr/>
+          <w:p>
+            <w:pPr>
+              <w:pStyle w:val="Compact"/>
+            </w:pPr>
+            <w:r>
+              <w:t xml:space="preserve">어떤 형태로 개방할 것인가 — 표 구조·기간·단위, 인코딩, API 가이드</w:t>
+            </w:r>
+            <w:r>
+              <w:t xml:space="preserve"> </w:t>
+            </w:r>
+            <w:r>
+              <w:t xml:space="preserve">정합성, PDF 텍스트 레이어</w:t>
+            </w:r>
+          </w:p>
+        </w:tc>
+      </w:tr>
+      <w:tr>
+        <w:tc>
+          <w:tcPr/>
+          <w:p>
+            <w:pPr>
+              <w:pStyle w:val="Compact"/>
+            </w:pPr>
+            <w:r>
+              <w:rPr>
+                <w:b/>
+                <w:bCs/>
+              </w:rPr>
+              <w:t xml:space="preserve">활용서비스</w:t>
+            </w:r>
+          </w:p>
+        </w:tc>
+        <w:tc>
+          <w:tcPr/>
+          <w:p>
+            <w:pPr>
+              <w:pStyle w:val="Compact"/>
+            </w:pPr>
+            <w:r>
+              <w:t xml:space="preserve">4</w:t>
+            </w:r>
+          </w:p>
+        </w:tc>
+        <w:tc>
+          <w:tcPr/>
+          <w:p>
+            <w:pPr>
+              <w:pStyle w:val="Compact"/>
+            </w:pPr>
+            <w:r>
+              <w:t xml:space="preserve">8~11</w:t>
+            </w:r>
+          </w:p>
+        </w:tc>
+        <w:tc>
+          <w:tcPr/>
+          <w:p>
+            <w:pPr>
+              <w:pStyle w:val="Compact"/>
+            </w:pPr>
+            <w:r>
+              <w:t xml:space="preserve">이 데이터로 무엇을 만들 것인가 — LPG 3계층, 가격차 요인 분해, 요소수</w:t>
+            </w:r>
+            <w:r>
+              <w:t xml:space="preserve"> </w:t>
+            </w:r>
+            <w:r>
+              <w:t xml:space="preserve">모니터링, 에너지 안보 지표판</w:t>
+            </w:r>
+          </w:p>
+        </w:tc>
+      </w:tr>
+      <w:tr>
+        <w:tc>
+          <w:tcPr/>
+          <w:p>
+            <w:pPr>
+              <w:pStyle w:val="Compact"/>
+            </w:pPr>
+            <w:r>
+              <w:rPr>
+                <w:b/>
+                <w:bCs/>
+              </w:rPr>
+              <w:t xml:space="preserve">홍보</w:t>
+            </w:r>
+          </w:p>
+        </w:tc>
+        <w:tc>
+          <w:tcPr/>
+          <w:p>
+            <w:pPr>
+              <w:pStyle w:val="Compact"/>
+            </w:pPr>
+            <w:r>
+              <w:t xml:space="preserve">2</w:t>
+            </w:r>
+          </w:p>
+        </w:tc>
+        <w:tc>
+          <w:tcPr/>
+          <w:p>
+            <w:pPr>
+              <w:pStyle w:val="Compact"/>
+            </w:pPr>
+            <w:r>
+              <w:t xml:space="preserve">12~13</w:t>
+            </w:r>
+          </w:p>
+        </w:tc>
+        <w:tc>
+          <w:tcPr/>
+          <w:p>
+            <w:pPr>
+              <w:pStyle w:val="Compact"/>
+            </w:pPr>
+            <w:r>
+              <w:t xml:space="preserve">어떻게 찾아오게 할 것인가 — 개방 창구 안내, 결합·활용 예시 안내</w:t>
             </w:r>
           </w:p>
         </w:tc>
@@ -136,19 +462,42 @@
     </w:tbl>
     <w:p>
       <w:pPr>
-        <w:pStyle w:val="BodyText"/>
+        <w:pStyle w:val="BlockText"/>
       </w:pPr>
       <w:r>
+        <w:t xml:space="preserve">활동 번호 1~13은 ④ 내부 순번이다. 취합 시 ①②의 활동과 합쳐 다시</w:t>
+      </w:r>
+      <w:r>
+        <w:t xml:space="preserve"> </w:t>
+      </w:r>
+      <w:r>
+        <w:t xml:space="preserve">매기면 된다. 분석 대상은 개방목록 98건(파일데이터 90건, 오픈API 8건) 중</w:t>
+      </w:r>
+      <w:r>
+        <w:t xml:space="preserve"> </w:t>
+      </w:r>
+      <w:r>
         <w:rPr>
-          <w:i/>
-          <w:iCs/>
+          <w:b/>
+          <w:bCs/>
         </w:rPr>
-        <w:t xml:space="preserve">활동 번호 1~11은 ④ 내부 순번이다. 취합 시 ①②의 활동과 합쳐 다시 매기면 된다.</w:t>
+        <w:t xml:space="preserve">파일데이터 84건</w:t>
+      </w:r>
+      <w:r>
+        <w:t xml:space="preserve">이다.</w:t>
+      </w:r>
+    </w:p>
+    <w:p>
+      <w:r>
+        <w:pict>
+          <v:rect style="width:0;height:1.5pt" o:hralign="center" o:hrstd="t" o:hr="t"/>
+        </w:pict>
       </w:r>
     </w:p>
     <w:bookmarkEnd w:id="9"/>
     <w:bookmarkEnd w:id="10"/>
-    <w:bookmarkStart w:id="22" w:name="세부-모니터링-결과"/>
+    <w:bookmarkEnd w:id="11"/>
+    <w:bookmarkStart w:id="25" w:name="세부-모니터링-결과"/>
     <w:p>
       <w:pPr>
         <w:pStyle w:val="Heading1"/>
@@ -157,13 +506,13 @@
         <w:t xml:space="preserve">□ 세부 모니터링 결과</w:t>
       </w:r>
     </w:p>
-    <w:bookmarkStart w:id="11" w:name="활동-1-가격데이터-시계열-미제공"/>
+    <w:bookmarkStart w:id="12" w:name="활동-1-제공항목-가격데이터-시계열-미제공"/>
     <w:p>
       <w:pPr>
         <w:pStyle w:val="Heading2"/>
       </w:pPr>
       <w:r>
-        <w:t xml:space="preserve">[활동 1] 가격데이터 시계열 미제공</w:t>
+        <w:t xml:space="preserve">[활동 1] (제공항목) 가격데이터 시계열 미제공</w:t>
       </w:r>
     </w:p>
     <w:tbl>
@@ -488,20 +837,20 @@
               <w:pStyle w:val="BodyText"/>
             </w:pPr>
             <w:r>
-              <w:t xml:space="preserve">활동 7(주유소 가격차 요인 분해)의 추세 검증이 이 건의 선행 여부에 달려 있다</w:t>
+              <w:t xml:space="preserve">활동 9(주유소 가격차 요인 분해)의 추세 검증이 이 건의 선행 여부에 달려 있다</w:t>
             </w:r>
           </w:p>
         </w:tc>
       </w:tr>
     </w:tbl>
-    <w:bookmarkEnd w:id="11"/>
-    <w:bookmarkStart w:id="12" w:name="활동-2-주유소-고유-식별자id-미부여로-파일-간-결합-불가"/>
+    <w:bookmarkEnd w:id="12"/>
+    <w:bookmarkStart w:id="13" w:name="활동-2-제공항목-주유소-고유-식별자id-미부여로-파일-간-결합-불가"/>
     <w:p>
       <w:pPr>
         <w:pStyle w:val="Heading2"/>
       </w:pPr>
       <w:r>
-        <w:t xml:space="preserve">[활동 2] 주유소 고유 식별자(ID) 미부여로 파일 간 결합 불가</w:t>
+        <w:t xml:space="preserve">[활동 2] (제공항목) 주유소 고유 식별자(ID) 미부여로 파일 간 결합 불가</w:t>
       </w:r>
     </w:p>
     <w:tbl>
@@ -826,20 +1175,20 @@
               <w:pStyle w:val="BodyText"/>
             </w:pPr>
             <w:r>
-              <w:t xml:space="preserve">활동 8(요소수 경로 안내 확장)의 선행 조건</w:t>
+              <w:t xml:space="preserve">활동 10(요소수 경로 안내 확장)의 선행 조건</w:t>
             </w:r>
           </w:p>
         </w:tc>
       </w:tr>
     </w:tbl>
-    <w:bookmarkEnd w:id="12"/>
-    <w:bookmarkStart w:id="13" w:name="활동-3-상표분류-명칭-체계가-파일마다-상이"/>
+    <w:bookmarkEnd w:id="13"/>
+    <w:bookmarkStart w:id="14" w:name="활동-3-제공항목-상표분류-명칭-체계가-파일마다-상이"/>
     <w:p>
       <w:pPr>
         <w:pStyle w:val="Heading2"/>
       </w:pPr>
       <w:r>
-        <w:t xml:space="preserve">[활동 3] 상표·분류 명칭 체계가 파일마다 상이</w:t>
+        <w:t xml:space="preserve">[활동 3] (제공항목) 상표·분류 명칭 체계가 파일마다 상이</w:t>
       </w:r>
     </w:p>
     <w:tbl>
@@ -1164,20 +1513,20 @@
               <w:pStyle w:val="BodyText"/>
             </w:pPr>
             <w:r>
-              <w:t xml:space="preserve">활동 10의 API 제품코드 정합성 문제와 동일한 해법이므로 함께 적용 가능</w:t>
+              <w:t xml:space="preserve">활동 6의 API 제품코드 정합성 문제와 동일한 해법이므로 함께 적용 가능</w:t>
             </w:r>
           </w:p>
         </w:tc>
       </w:tr>
     </w:tbl>
-    <w:bookmarkEnd w:id="13"/>
-    <w:bookmarkStart w:id="14" w:name="활동-4-표-구조기간단위-표기-비표준-및-회차-파일의-목록-묶임"/>
+    <w:bookmarkEnd w:id="14"/>
+    <w:bookmarkStart w:id="15" w:name="활동-4-방식-표-구조기간단위-표기-비표준-및-회차-파일의-목록-묶임"/>
     <w:p>
       <w:pPr>
         <w:pStyle w:val="Heading2"/>
       </w:pPr>
       <w:r>
-        <w:t xml:space="preserve">[활동 4] 표 구조·기간·단위 표기 비표준 및 회차 파일의 목록 묶임</w:t>
+        <w:t xml:space="preserve">[활동 4] (방식) 표 구조·기간·단위 표기 비표준 및 회차 파일의 목록 묶임</w:t>
       </w:r>
     </w:p>
     <w:tbl>
@@ -1508,14 +1857,14 @@
         </w:tc>
       </w:tr>
     </w:tbl>
-    <w:bookmarkEnd w:id="14"/>
-    <w:bookmarkStart w:id="15" w:name="활동-5-개방-csv-인코딩-비일관-직접-개선-수행"/>
+    <w:bookmarkEnd w:id="15"/>
+    <w:bookmarkStart w:id="16" w:name="활동-5-방식-개방-csv-인코딩-비일관-직접-개선-수행"/>
     <w:p>
       <w:pPr>
         <w:pStyle w:val="Heading2"/>
       </w:pPr>
       <w:r>
-        <w:t xml:space="preserve">[활동 5] 개방 CSV 인코딩 비일관 — 직접 개선 수행</w:t>
+        <w:t xml:space="preserve">[활동 5] (방식) 개방 CSV 인코딩 비일관 — 직접 개선 수행</w:t>
       </w:r>
     </w:p>
     <w:tbl>
@@ -1882,14 +2231,14 @@
         </w:tc>
       </w:tr>
     </w:tbl>
-    <w:bookmarkEnd w:id="15"/>
-    <w:bookmarkStart w:id="16" w:name="활동-6-lpg-유통-3계층-가격-투명성-서비스-제안"/>
+    <w:bookmarkEnd w:id="16"/>
+    <w:bookmarkStart w:id="17" w:name="활동-6-방식-오피넷-오픈api-가이드-제품코드표기-불일치"/>
     <w:p>
       <w:pPr>
         <w:pStyle w:val="Heading2"/>
       </w:pPr>
       <w:r>
-        <w:t xml:space="preserve">[활동 6] LPG 유통 3계층 가격 투명성 서비스 제안</w:t>
+        <w:t xml:space="preserve">[활동 6] (방식) 오피넷 오픈API 가이드 제품코드·표기 불일치</w:t>
       </w:r>
     </w:p>
     <w:tbl>
@@ -1972,7 +2321,7 @@
               <w:pStyle w:val="BodyText"/>
             </w:pPr>
             <w:r>
-              <w:t xml:space="preserve">LPG집단공급사업자·용기충전소·용기판매소 판매가격 9종(제품별·지역별·회사별)</w:t>
+              <w:t xml:space="preserve">오피넷 오픈API 이용 가이드(2026.06) 및 수록된 13개 오픈API</w:t>
             </w:r>
           </w:p>
         </w:tc>
@@ -2000,7 +2349,7 @@
               <w:pStyle w:val="BodyText"/>
             </w:pPr>
             <w:r>
-              <w:t xml:space="preserve">동일 시점(2026년 9월 5주) 기준으로 유통 단계별 가격을 비교하고 단계 간 배수를 산출함</w:t>
+              <w:t xml:space="preserve">가이드 원문을 페이지별로 대조해 제품코드·엔드포인트·항목명·상표코드 집합의 일관성을 점검함</w:t>
             </w:r>
           </w:p>
         </w:tc>
@@ -2028,7 +2377,7 @@
               <w:pStyle w:val="BodyText"/>
             </w:pPr>
             <w:r>
-              <w:t xml:space="preserve">일반프로판은 충전소 1,710.25원/kg에서 판매소 2,732.32원/kg으로 1.60배, 일반부탄은 충전소 1,783.34원/kg에서 판매소 3,146.58원/kg으로 1.76배 상승한다. 집단공급사업자 가격은 3,783.05원이나 단위가 원/㎥여서 두 단계와 직접 비교되지 않는다.</w:t>
+              <w:t xml:space="preserve">자동차부탄 제품코드가 K015와 K105로 혼재한다. K105는 8·9·22·23쪽에 수록된 API에만 사용되고 나머지 9개 API는 K015를 사용한다. 2쪽 변경내역에는 2020년 3월 13일 K015 제외, 2024년 9월 23일 K105 추가로 기록되어 있다. 또한 22쪽 요청 URL은 datepollAvgRecentPrice.do인데 같은 쪽 예시는 datePollAvgRecentPrice.do로 대소문자가 다르며, 착한주유소 항목명이 2쪽 GOOD_YN5와 13쪽 GOOD_YN_5로 상이하다. 상표코드 집합도 API 계열마다 달라 SKG·E1G는 8쪽·22쪽 계열에만 존재한다.</w:t>
             </w:r>
           </w:p>
         </w:tc>
@@ -2056,7 +2405,7 @@
               <w:pStyle w:val="BodyText"/>
             </w:pPr>
             <w:r>
-              <w:t xml:space="preserve">소비자가 실제로 구매하는 단계는 판매소인데 충전소 대비 프로판 1.60배, 부탄 1.76배다. 이 격차가 어느 단계에서 어떤 이유로 발생하는지, 지역·사업자에 따라 얼마나 다른지는 파일이 분산되어 있어 드러나지 않는다. 프로판은 난방·취사용 연료로 도시가스 미보급 지역 가구가 주 이용자인데, 이들은 대체 수단이 마땅치 않아 가격 협상력이 약함에도 자신이 지불하는 가격이 적정한지 비교할 근거가 없다.</w:t>
+              <w:t xml:space="preserve">동일 제품을 지칭하는 코드가 API마다 달라 여러 API를 함께 사용하는 개발자는 코드 분기를 추가해야 한다. 엔드포인트 대소문자 불일치는 서버 설정에 따라 404 오류를 유발할 수 있는 실제 장애 요인이다. 문서만 보고 구현한 개발자는 오류 발생 시 자신의 실수인지 문서의 오류인지 판단할 수 없어 개발 시간이 낭비되고 불필요한 문의가 발생한다.</w:t>
             </w:r>
           </w:p>
         </w:tc>
@@ -2084,7 +2433,7 @@
               <w:pStyle w:val="BodyText"/>
             </w:pPr>
             <w:r>
-              <w:t xml:space="preserve">집단공급사업자에서 충전소를 거쳐 판매소에 이르는 3계층 가격을 단위를 환산해 한 화면에 배치하고, 17개 시도별·회사별 단계별 격차를 지도와 표로 제공하는 서비스를 구축한다. 이용자가 지역을 선택하면 해당 지역 판매소 가격이 전국 평균 대비 어느 수준인지 즉시 확인할 수 있도록 한다. 이미 개방된 LPG 9종으로 구현 가능하다. 도시가스 미보급 지역 가구가 연료비를 객관적으로 비교할 수 있게 되고, 지자체 LPG 요금 지원 정책의 대상 선정 근거로도 활용할 수 있다.</w:t>
+              <w:t xml:space="preserve">첫째, 자동차부탄 제품코드를 하나로 확정하고 과도기에는 양쪽 코드를 모두 수용하되 그 사실과 종료 시점을 가이드에 명시한다. 둘째, 가이드 배포 전에 문서에 기재된 엔드포인트·항목명·코드집합을 실제 API 응답과 자동으로 대조하는 절차를 도입해, 문서와 구현의 불일치를 기관이 먼저 발견하도록 한다. 셋째, 변경내역에 변경 사실뿐 아니라 변경 사유를 함께 기록한다. 이를 통해 개발자가 가이드만으로 한 번에 연동을 완료할 수 있게 되고, 자동 대조 절차는 향후 API 추가·변경 시에도 반복 적용되어 품질이 유지되는 구조를 만든다.</w:t>
             </w:r>
           </w:p>
         </w:tc>
@@ -2158,7 +2507,17 @@
               <w:pStyle w:val="BodyText"/>
             </w:pPr>
             <w:r>
-              <w:t xml:space="preserve">□ 화면 캡처 □ GDQ 점검결과 □ 개선 파일</w:t>
+              <w:rPr>
+                <w:b/>
+                <w:bCs/>
+              </w:rPr>
+              <w:t xml:space="preserve">☑ 화면 캡처</w:t>
+            </w:r>
+            <w:r>
+              <w:t xml:space="preserve"> </w:t>
+            </w:r>
+            <w:r>
+              <w:t xml:space="preserve">□ GDQ 점검결과 □ 개선 파일</w:t>
             </w:r>
           </w:p>
           <w:p>
@@ -2176,7 +2535,7 @@
               <w:t xml:space="preserve"> </w:t>
             </w:r>
             <w:r>
-              <w:t xml:space="preserve">단계별 가격·배수 산출 결과</w:t>
+              <w:t xml:space="preserve">가이드 페이지별 대조표</w:t>
             </w:r>
             <w:r>
               <w:t xml:space="preserve"> </w:t>
@@ -2214,20 +2573,20 @@
               <w:pStyle w:val="BodyText"/>
             </w:pPr>
             <w:r>
-              <w:t xml:space="preserve">활동 4의 단위 통일이 함께 이루어지면 환산 과정 없이 구현 가능</w:t>
+              <w:t xml:space="preserve">활동 3의 공통 코드집 도입과 동일한 해법</w:t>
             </w:r>
           </w:p>
         </w:tc>
       </w:tr>
     </w:tbl>
-    <w:bookmarkEnd w:id="16"/>
-    <w:bookmarkStart w:id="17" w:name="활동-7-주유소-가격차-요인-분해-서비스-제안"/>
+    <w:bookmarkEnd w:id="17"/>
+    <w:bookmarkStart w:id="18" w:name="활동-7-방식-개방-pdf의-텍스트-미포함-검색기계판독-불가"/>
     <w:p>
       <w:pPr>
         <w:pStyle w:val="Heading2"/>
       </w:pPr>
       <w:r>
-        <w:t xml:space="preserve">[활동 7] 주유소 가격차 요인 분해 서비스 제안</w:t>
+        <w:t xml:space="preserve">[활동 7] (방식) 개방 PDF의 텍스트 미포함 — 검색·기계판독 불가</w:t>
       </w:r>
     </w:p>
     <w:tbl>
@@ -2310,7 +2669,7 @@
               <w:pStyle w:val="BodyText"/>
             </w:pPr>
             <w:r>
-              <w:t xml:space="preserve">형태별 주유소 판매가격, 상표별 주유소 판매가격, 국내 전국 개별 주유소 판매가격, 알뜰주유소 현황</w:t>
+              <w:t xml:space="preserve">일반 석유상식(PDF)</w:t>
             </w:r>
           </w:p>
         </w:tc>
@@ -2338,7 +2697,7 @@
               <w:pStyle w:val="BodyText"/>
             </w:pPr>
             <w:r>
-              <w:t xml:space="preserve">2026-09-18 보통휘발유 기준으로 셀프여부·상표·지역 세 요인별 가격차를 각각 산출하고 크기를 비교함</w:t>
+              <w:t xml:space="preserve">내려받은 PDF에서 텍스트 추출을 시도해 텍스트 레이어 포함 여부를 확인함</w:t>
             </w:r>
           </w:p>
         </w:tc>
@@ -2366,7 +2725,7 @@
               <w:pStyle w:val="BodyText"/>
             </w:pPr>
             <w:r>
-              <w:t xml:space="preserve">셀프와 비셀프의 전국 평균 차이는 38.3원, 알뜰(자영)과 정유사상표 전체의 차이는 35.8원(1,824.03원 대 1,859.84원)인 반면, 정유사 상표 간 최고-최저 차이는 3.9원에 그친다. 셀프 효과는 지역 편차가 커서 서울 127원, 인천 50원, 부산 41원인 데 비해 강원 27원, 충남·대구 각 30원으로 서울이 강원의 4.7배다. 알뜰 내부에서도 알뜰(자영) 1,824.03원과 알뜰 전체 1,849.38원 사이에 25.4원 차이가 있다.</w:t>
+              <w:t xml:space="preserve">「일반 석유상식」 PDF 중 확인한 파일(7쪽 분량)에서 텍스트 추출을 시도한 결과 추출된 텍스트가 0바이트였다. 지면이 이미지로만 구성되어 있어 텍스트 레이어가 포함되어 있지 않다.</w:t>
             </w:r>
           </w:p>
         </w:tc>
@@ -2394,7 +2753,7 @@
               <w:pStyle w:val="BodyText"/>
             </w:pPr>
             <w:r>
-              <w:t xml:space="preserve">알뜰주유소가 저렴하다는 인식은 널리 퍼져 있으나, 알뜰 효과(35.8원)가 셀프 효과(38.3원)와 사실상 동일한 크기이며 정유사 상표 간 차이(3.9원)는 그 10분의 1 수준이라는 사실은 알려져 있지 않다. 소비자는 어떤 기준으로 주유소를 선택해야 실제로 절약되는지 판단할 근거가 없다. 정책 측면에서도 알뜰주유소 중 셀프 비중이 높다면 관측된 인하분의 상당 부분이 셀프 효과일 수 있어, 두 요인을 분리하지 않으면 정책 효과가 과대평가된다.</w:t>
+              <w:t xml:space="preserve">이미지로만 구성된 PDF는 문서 내 검색과 본문 복사가 불가능하고, 스크린리더가 내용을 읽지 못해 시각장애인이 이용할 수 없다. 기계 판독이 되지 않아 데이터로서의 재활용도 어렵다. 해당 자료는 국민의 에너지 이해도 제고와 석유 기초 지식 제공을 목적으로 개방된 것인데, 정작 이용자가 필요한 항목을 검색해 찾을 수 없다. 공공데이터는 기계 판독이 가능한 형태로 제공하는 것이 개방의 기본 원칙이다.</w:t>
             </w:r>
           </w:p>
         </w:tc>
@@ -2422,7 +2781,7 @@
               <w:pStyle w:val="BodyText"/>
             </w:pPr>
             <w:r>
-              <w:t xml:space="preserve">상표·셀프여부·지역 세 요인을 분해해 특정 주유소가 평균보다 저렴한 이유를 요인별 금액으로 제시하는 분석 서비스를 제안한다. 국내 전국 개별 주유소 판매가격 파일에 상표와 셀프여부가 함께 수록되어 있어 10,251개 주유소 단위 비교가 가능하다. 소비자용으로는 지역 선택 시 해당 지역에서 가장 큰 변수가 무엇인지 안내한다. 서울에서는 셀프 여부가 127원을 좌우하지만 강원에서는 27원에 그치므로, 지역별로 다른 조언이 제공되어야 한다는 점이 드러난다. 알뜰주유소 정책의 순효과를 셀프 효과와 분리해 정량 평가할 근거도 확보된다.</w:t>
+              <w:t xml:space="preserve">개방 PDF에 텍스트 레이어를 포함해 재개방한다. 원본이 이미지뿐이라면 OCR을 적용해 검색 가능한 PDF로 전환하고, 가능하면 원문 텍스트나 HTML을 병행 제공한다. 향후 PDF 개방 시에는 텍스트 추출 가능 여부를 배포 전 점검 항목에 포함한다. 이 조치로 이용자가 필요한 항목을 검색해 찾을 수 있게 되고, 스크린리더 이용자의 접근이 가능해지며, 교육·연구 목적의 인용과 재활용이 쉬워진다.</w:t>
             </w:r>
           </w:p>
         </w:tc>
@@ -2496,7 +2855,17 @@
               <w:pStyle w:val="BodyText"/>
             </w:pPr>
             <w:r>
-              <w:t xml:space="preserve">□ 화면 캡처 □ GDQ 점검결과 □ 개선 파일</w:t>
+              <w:rPr>
+                <w:b/>
+                <w:bCs/>
+              </w:rPr>
+              <w:t xml:space="preserve">☑ 화면 캡처</w:t>
+            </w:r>
+            <w:r>
+              <w:t xml:space="preserve"> </w:t>
+            </w:r>
+            <w:r>
+              <w:t xml:space="preserve">□ GDQ 점검결과 □ 개선 파일</w:t>
             </w:r>
           </w:p>
           <w:p>
@@ -2514,7 +2883,7 @@
               <w:t xml:space="preserve"> </w:t>
             </w:r>
             <w:r>
-              <w:t xml:space="preserve">요인별 가격차 산출 결과</w:t>
+              <w:t xml:space="preserve">텍스트 추출 결과 0바이트</w:t>
             </w:r>
             <w:r>
               <w:t xml:space="preserve"> </w:t>
@@ -2552,20 +2921,20 @@
               <w:pStyle w:val="BodyText"/>
             </w:pPr>
             <w:r>
-              <w:t xml:space="preserve">현재는 하루치 자료만 있어 추세 검증은 활동 1(시계열 개방)이 선행되어야 한다</w:t>
+              <w:t xml:space="preserve">「일반 석유상식」은 주제별 PDF 여러 개로 구성되어 있어 일부 파일을 대상으로 확인했다. 제출 전 다른 파일도 동일한지 확인하면 근거가 강화된다</w:t>
             </w:r>
           </w:p>
         </w:tc>
       </w:tr>
     </w:tbl>
-    <w:bookmarkEnd w:id="17"/>
-    <w:bookmarkStart w:id="18" w:name="활동-8-요소수-가격-지역-격차-모니터링-서비스-제안"/>
+    <w:bookmarkEnd w:id="18"/>
+    <w:bookmarkStart w:id="19" w:name="활동-8-활용서비스-lpg-유통-3계층-가격-투명성-서비스-제안"/>
     <w:p>
       <w:pPr>
         <w:pStyle w:val="Heading2"/>
       </w:pPr>
       <w:r>
-        <w:t xml:space="preserve">[활동 8] 요소수 가격 지역 격차 모니터링 서비스 제안</w:t>
+        <w:t xml:space="preserve">[활동 8] (활용서비스) LPG 유통 3계층 가격 투명성 서비스 제안</w:t>
       </w:r>
     </w:p>
     <w:tbl>
@@ -2648,7 +3017,7 @@
               <w:pStyle w:val="BodyText"/>
             </w:pPr>
             <w:r>
-              <w:t xml:space="preserve">주유소 요소수 평균판매가격(지역별), 주유소 요소수 평균판매가격(상표별), 인천지역 주유소 위치 현황</w:t>
+              <w:t xml:space="preserve">LPG집단공급사업자·용기충전소·용기판매소 판매가격 9종(제품별·지역별·회사별)</w:t>
             </w:r>
           </w:p>
         </w:tc>
@@ -2676,7 +3045,7 @@
               <w:pStyle w:val="BodyText"/>
             </w:pPr>
             <w:r>
-              <w:t xml:space="preserve">요소수 지역별 가격의 제공 기간을 확인하고 최근 시점의 지역 간 최고·최저 격차를 산출함</w:t>
+              <w:t xml:space="preserve">동일 시점(2026년 9월 5주) 기준으로 유통 단계별 가격을 비교하고 단계 간 배수를 산출함</w:t>
             </w:r>
           </w:p>
         </w:tc>
@@ -2704,7 +3073,7 @@
               <w:pStyle w:val="BodyText"/>
             </w:pPr>
             <w:r>
-              <w:t xml:space="preserve">주유소 요소수 평균판매가격(지역별)은 2022년 4월부터 2026년 6월까지 51개월 시계열로 제공된다. 최근 시점인 2026년 6월 30일 기준 최고는 서울 2,058.24원, 최저는 울산 1,447.07원으로 격차가 611원이며 비율로는 1.42배다.</w:t>
+              <w:t xml:space="preserve">일반프로판은 충전소 1,710.25원/kg에서 판매소 2,732.32원/kg으로 1.60배, 일반부탄은 충전소 1,783.34원/kg에서 판매소 3,146.58원/kg으로 1.76배 상승한다. 집단공급사업자 가격은 3,783.05원이나 단위가 원/㎥여서 두 단계와 직접 비교되지 않는다.</w:t>
             </w:r>
           </w:p>
         </w:tc>
@@ -2732,7 +3101,7 @@
               <w:pStyle w:val="BodyText"/>
             </w:pPr>
             <w:r>
-              <w:t xml:space="preserve">요소수는 경유 화물차 운행에 필수적인 소모품이지만 휘발유·경유만큼 주목받지 않아, 지역 간 1.4배가 넘는 가격 차이가 존재한다는 사실 자체가 알려져 있지 않다. 장거리 운행 화물차 운전자는 어느 지역에서 충전하는 것이 유리한지 모르는 상태에서 구매하게 된다. 2021년 요소수 수급 대란을 겪었음에도 가격 동향을 지속적으로 감시하는 공개 지표가 없다.</w:t>
+              <w:t xml:space="preserve">소비자가 실제로 구매하는 단계는 판매소인데 충전소 대비 프로판 1.60배, 부탄 1.76배다. 이 격차가 어느 단계에서 어떤 이유로 발생하는지, 지역·사업자에 따라 얼마나 다른지는 파일이 분산되어 있어 드러나지 않는다. 프로판은 난방·취사용 연료로 도시가스 미보급 지역 가구가 주 이용자인데, 이들은 대체 수단이 마땅치 않아 가격 협상력이 약함에도 자신이 지불하는 가격이 적정한지 비교할 근거가 없다.</w:t>
             </w:r>
           </w:p>
         </w:tc>
@@ -2760,7 +3129,7 @@
               <w:pStyle w:val="BodyText"/>
             </w:pPr>
             <w:r>
-              <w:t xml:space="preserve">요소수 가격을 지역별·상표별로 추적하는 모니터링 보드를 구축한다. 51개월 시계열이 확보되어 있으므로 수급 대란 이후 지역 격차가 축소되었는지 확대되었는지를 추세로 제시할 수 있다. 주유소 위치 데이터와 결합하면 운행 경로상 최저가 지점 안내로 확장 가능하다. 1회 충전량을 10리터로 가정하면 지역 선택만으로 6,000원대 차이가 발생하므로 화물 운전자에게 직접적인 비용 절감 정보가 되며, 가격 급등을 수급 불안의 조기 경보 지표로 활용할 수 있다.</w:t>
+              <w:t xml:space="preserve">집단공급사업자에서 충전소를 거쳐 판매소에 이르는 3계층 가격을 단위를 환산해 한 화면에 배치하고, 17개 시도별·회사별 단계별 격차를 지도와 표로 제공하는 서비스를 구축한다. 이용자가 지역을 선택하면 해당 지역 판매소 가격이 전국 평균 대비 어느 수준인지 즉시 확인할 수 있도록 한다. 이미 개방된 LPG 9종으로 구현 가능하다. 도시가스 미보급 지역 가구가 연료비를 객관적으로 비교할 수 있게 되고, 지자체 LPG 요금 지원 정책의 대상 선정 근거로도 활용할 수 있다.</w:t>
             </w:r>
           </w:p>
         </w:tc>
@@ -2852,7 +3221,7 @@
               <w:t xml:space="preserve"> </w:t>
             </w:r>
             <w:r>
-              <w:t xml:space="preserve">지역별 격차 산출 결과</w:t>
+              <w:t xml:space="preserve">단계별 가격·배수 산출 결과</w:t>
             </w:r>
             <w:r>
               <w:t xml:space="preserve"> </w:t>
@@ -2890,20 +3259,20 @@
               <w:pStyle w:val="BodyText"/>
             </w:pPr>
             <w:r>
-              <w:t xml:space="preserve">경로 안내 확장은 활동 2(고유 식별자)가 선행되어야 결합 정확도가 확보된다</w:t>
+              <w:t xml:space="preserve">활동 4의 단위 통일이 함께 이루어지면 환산 과정 없이 구현 가능</w:t>
             </w:r>
           </w:p>
         </w:tc>
       </w:tr>
     </w:tbl>
-    <w:bookmarkEnd w:id="18"/>
-    <w:bookmarkStart w:id="19" w:name="활동-9-에너지-안보-지표판-제안"/>
+    <w:bookmarkEnd w:id="19"/>
+    <w:bookmarkStart w:id="20" w:name="활동-9-활용서비스-주유소-가격차-요인-분해-서비스-제안"/>
     <w:p>
       <w:pPr>
         <w:pStyle w:val="Heading2"/>
       </w:pPr>
       <w:r>
-        <w:t xml:space="preserve">[활동 9] 에너지 안보 지표판 제안</w:t>
+        <w:t xml:space="preserve">[활동 9] (활용서비스) 주유소 가격차 요인 분해 서비스 제안</w:t>
       </w:r>
     </w:p>
     <w:tbl>
@@ -2986,7 +3355,7 @@
               <w:pStyle w:val="BodyText"/>
             </w:pPr>
             <w:r>
-              <w:t xml:space="preserve">국내 석유비축일수, 국내 석유비축시설 및 비축물량, 국내 원유수입_국가별, 석유 정제가동율 현황, 정유사별_정제능력, 세계석유 공급·수요현황 5종</w:t>
+              <w:t xml:space="preserve">형태별 주유소 판매가격, 상표별 주유소 판매가격, 국내 전국 개별 주유소 판매가격, 알뜰주유소 현황</w:t>
             </w:r>
           </w:p>
         </w:tc>
@@ -3014,7 +3383,7 @@
               <w:pStyle w:val="BodyText"/>
             </w:pPr>
             <w:r>
-              <w:t xml:space="preserve">에너지 안보 관련 개방 파일의 제공 범위와 결합 가능성을 확인함</w:t>
+              <w:t xml:space="preserve">2026-09-18 보통휘발유 기준으로 셀프여부·상표·지역 세 요인별 가격차를 각각 산출하고 크기를 비교함</w:t>
             </w:r>
           </w:p>
         </w:tc>
@@ -3042,7 +3411,7 @@
               <w:pStyle w:val="BodyText"/>
             </w:pPr>
             <w:r>
-              <w:t xml:space="preserve">국내 석유비축일수는 2004년 54일·정부비축량 74.2백만 배럴에서 2025년 117일·100.6백만 배럴로 22년치가 제공된다. 국내 원유수입(국가별)은 1980~2025년 49개국 자료이며, 그 외 비축시설 및 비축물량, 석유 정제가동율, 정유사별 정제능력, 세계석유 관련 5종이 각각 별도 파일로 존재한다.</w:t>
+              <w:t xml:space="preserve">셀프와 비셀프의 전국 평균 차이는 38.3원, 알뜰(자영)과 정유사상표 전체의 차이는 35.8원(1,824.03원 대 1,859.84원)인 반면, 정유사 상표 간 최고-최저 차이는 3.9원에 그친다. 셀프 효과는 지역 편차가 커서 서울 127원, 인천 50원, 부산 41원인 데 비해 강원 27원, 충남·대구 각 30원으로 서울이 강원의 4.7배다. 알뜰 내부에서도 알뜰(자영) 1,824.03원과 알뜰 전체 1,849.38원 사이에 25.4원 차이가 있다.</w:t>
             </w:r>
           </w:p>
         </w:tc>
@@ -3070,7 +3439,7 @@
               <w:pStyle w:val="BodyText"/>
             </w:pPr>
             <w:r>
-              <w:t xml:space="preserve">「우리나라는 석유 공급이 중단되면 며칠을 버틸 수 있는가」, 「특정 국가에 대한 원유 의존도가 어느 정도인가」는 국민적 관심 사항이나, 이에 답하려면 이용자가 5~6개 파일을 개별적으로 내려받아 직접 결합해야 한다. 원유수입 파일은 148개 열로 구성되어 있어 일반 이용자가 열어보기도 쉽지 않다. 데이터는 개방되어 있으나 질문에 답하는 형태로는 제공되지 않는다.</w:t>
+              <w:t xml:space="preserve">알뜰주유소가 저렴하다는 인식은 널리 퍼져 있으나, 알뜰 효과(35.8원)가 셀프 효과(38.3원)와 사실상 동일한 크기이며 정유사 상표 간 차이(3.9원)는 그 10분의 1 수준이라는 사실은 알려져 있지 않다. 소비자는 어떤 기준으로 주유소를 선택해야 실제로 절약되는지 판단할 근거가 없다. 정책 측면에서도 알뜰주유소 중 셀프 비중이 높다면 관측된 인하분의 상당 부분이 셀프 효과일 수 있어, 두 요인을 분리하지 않으면 정책 효과가 과대평가된다.</w:t>
             </w:r>
           </w:p>
         </w:tc>
@@ -3098,7 +3467,7 @@
               <w:pStyle w:val="BodyText"/>
             </w:pPr>
             <w:r>
-              <w:t xml:space="preserve">비축일수·비축물량·수입국 집중도·정제능력을 한 화면에 모은 에너지 안보 지표판을 구성한다. 수입 집중도는 상위국 비중으로 지표화하고, 세계 생산량·매장량 자료를 나란히 배치해 국내 수급이 세계 공급의 어느 부분에 의존하는지를 함께 보여준다. 핵심 지표는 비축일수 하나로 삼되 구성 요소로 내려갈 수 있는 구조로 만든다. 22년치 시계열이 확보되어 있어 비축 정책의 변화와 지표 변화를 연결해 볼 수 있고, 교육·언론에서 인용하기 쉬운 형태가 된다.</w:t>
+              <w:t xml:space="preserve">상표·셀프여부·지역 세 요인을 분해해 특정 주유소가 평균보다 저렴한 이유를 요인별 금액으로 제시하는 분석 서비스를 제안한다. 국내 전국 개별 주유소 판매가격 파일에 상표와 셀프여부가 함께 수록되어 있어 10,251개 주유소 단위 비교가 가능하다. 소비자용으로는 지역 선택 시 해당 지역에서 가장 큰 변수가 무엇인지 안내한다. 서울에서는 셀프 여부가 127원을 좌우하지만 강원에서는 27원에 그치므로, 지역별로 다른 조언이 제공되어야 한다는 점이 드러난다. 알뜰주유소 정책의 순효과를 셀프 효과와 분리해 정량 평가할 근거도 확보된다.</w:t>
             </w:r>
           </w:p>
         </w:tc>
@@ -3190,7 +3559,7 @@
               <w:t xml:space="preserve"> </w:t>
             </w:r>
             <w:r>
-              <w:t xml:space="preserve">비축일수 추이 및 파일 구성 확인 결과</w:t>
+              <w:t xml:space="preserve">요인별 가격차 산출 결과</w:t>
             </w:r>
             <w:r>
               <w:t xml:space="preserve"> </w:t>
@@ -3228,20 +3597,20 @@
               <w:pStyle w:val="BodyText"/>
             </w:pPr>
             <w:r>
-              <w:t xml:space="preserve">활동 4의 표 구조 개선이 함께 이루어지면 구현 난이도가 크게 낮아진다</w:t>
+              <w:t xml:space="preserve">현재는 하루치 자료만 있어 추세 검증은 활동 1(시계열 개방)이 선행되어야 한다</w:t>
             </w:r>
           </w:p>
         </w:tc>
       </w:tr>
     </w:tbl>
-    <w:bookmarkEnd w:id="19"/>
-    <w:bookmarkStart w:id="20" w:name="활동-10-오피넷-오픈api-가이드-제품코드표기-불일치"/>
+    <w:bookmarkEnd w:id="20"/>
+    <w:bookmarkStart w:id="21" w:name="활동-10-활용서비스-요소수-가격-지역-격차-모니터링-서비스-제안"/>
     <w:p>
       <w:pPr>
         <w:pStyle w:val="Heading2"/>
       </w:pPr>
       <w:r>
-        <w:t xml:space="preserve">[활동 10] 오피넷 오픈API 가이드 제품코드·표기 불일치</w:t>
+        <w:t xml:space="preserve">[활동 10] (활용서비스) 요소수 가격 지역 격차 모니터링 서비스 제안</w:t>
       </w:r>
     </w:p>
     <w:tbl>
@@ -3324,7 +3693,7 @@
               <w:pStyle w:val="BodyText"/>
             </w:pPr>
             <w:r>
-              <w:t xml:space="preserve">오피넷 오픈API 이용 가이드(2026.06) 및 수록된 13개 오픈API</w:t>
+              <w:t xml:space="preserve">주유소 요소수 평균판매가격(지역별), 주유소 요소수 평균판매가격(상표별), 인천지역 주유소 위치 현황</w:t>
             </w:r>
           </w:p>
         </w:tc>
@@ -3352,7 +3721,7 @@
               <w:pStyle w:val="BodyText"/>
             </w:pPr>
             <w:r>
-              <w:t xml:space="preserve">가이드 원문을 페이지별로 대조해 제품코드·엔드포인트·항목명·상표코드 집합의 일관성을 점검함</w:t>
+              <w:t xml:space="preserve">요소수 지역별 가격의 제공 기간을 확인하고 최근 시점의 지역 간 최고·최저 격차를 산출함</w:t>
             </w:r>
           </w:p>
         </w:tc>
@@ -3380,7 +3749,7 @@
               <w:pStyle w:val="BodyText"/>
             </w:pPr>
             <w:r>
-              <w:t xml:space="preserve">자동차부탄 제품코드가 K015와 K105로 혼재한다. K105는 8·9·22·23쪽에 수록된 API에만 사용되고 나머지 9개 API는 K015를 사용한다. 2쪽 변경내역에는 2020년 3월 13일 K015 제외, 2024년 9월 23일 K105 추가로 기록되어 있다. 또한 22쪽 요청 URL은 datepollAvgRecentPrice.do인데 같은 쪽 예시는 datePollAvgRecentPrice.do로 대소문자가 다르며, 착한주유소 항목명이 2쪽 GOOD_YN5와 13쪽 GOOD_YN_5로 상이하다. 상표코드 집합도 API 계열마다 달라 SKG·E1G는 8쪽·22쪽 계열에만 존재한다.</w:t>
+              <w:t xml:space="preserve">주유소 요소수 평균판매가격(지역별)은 2022년 4월부터 2026년 6월까지 51개월 시계열로 제공된다. 최근 시점인 2026년 6월 30일 기준 최고는 서울 2,058.24원, 최저는 울산 1,447.07원으로 격차가 611원이며 비율로는 1.42배다.</w:t>
             </w:r>
           </w:p>
         </w:tc>
@@ -3408,7 +3777,7 @@
               <w:pStyle w:val="BodyText"/>
             </w:pPr>
             <w:r>
-              <w:t xml:space="preserve">동일 제품을 지칭하는 코드가 API마다 달라 여러 API를 함께 사용하는 개발자는 코드 분기를 추가해야 한다. 엔드포인트 대소문자 불일치는 서버 설정에 따라 404 오류를 유발할 수 있는 실제 장애 요인이다. 문서만 보고 구현한 개발자는 오류 발생 시 자신의 실수인지 문서의 오류인지 판단할 수 없어 개발 시간이 낭비되고 불필요한 문의가 발생한다.</w:t>
+              <w:t xml:space="preserve">요소수는 경유 화물차 운행에 필수적인 소모품이지만 휘발유·경유만큼 주목받지 않아, 지역 간 1.4배가 넘는 가격 차이가 존재한다는 사실 자체가 알려져 있지 않다. 장거리 운행 화물차 운전자는 어느 지역에서 충전하는 것이 유리한지 모르는 상태에서 구매하게 된다. 2021년 요소수 수급 대란을 겪었음에도 가격 동향을 지속적으로 감시하는 공개 지표가 없다.</w:t>
             </w:r>
           </w:p>
         </w:tc>
@@ -3436,7 +3805,7 @@
               <w:pStyle w:val="BodyText"/>
             </w:pPr>
             <w:r>
-              <w:t xml:space="preserve">첫째, 자동차부탄 제품코드를 하나로 확정하고 과도기에는 양쪽 코드를 모두 수용하되 그 사실과 종료 시점을 가이드에 명시한다. 둘째, 가이드 배포 전에 문서에 기재된 엔드포인트·항목명·코드집합을 실제 API 응답과 자동으로 대조하는 절차를 도입해, 문서와 구현의 불일치를 기관이 먼저 발견하도록 한다. 셋째, 변경내역에 변경 사실뿐 아니라 변경 사유를 함께 기록한다. 이를 통해 개발자가 가이드만으로 한 번에 연동을 완료할 수 있게 되고, 자동 대조 절차는 향후 API 추가·변경 시에도 반복 적용되어 품질이 유지되는 구조를 만든다.</w:t>
+              <w:t xml:space="preserve">요소수 가격을 지역별·상표별로 추적하는 모니터링 보드를 구축한다. 51개월 시계열이 확보되어 있으므로 수급 대란 이후 지역 격차가 축소되었는지 확대되었는지를 추세로 제시할 수 있다. 주유소 위치 데이터와 결합하면 운행 경로상 최저가 지점 안내로 확장 가능하다. 1회 충전량을 10리터로 가정하면 지역 선택만으로 6,000원대 차이가 발생하므로 화물 운전자에게 직접적인 비용 절감 정보가 되며, 가격 급등을 수급 불안의 조기 경보 지표로 활용할 수 있다.</w:t>
             </w:r>
           </w:p>
         </w:tc>
@@ -3510,40 +3879,30 @@
               <w:pStyle w:val="BodyText"/>
             </w:pPr>
             <w:r>
-              <w:rPr>
-                <w:b/>
-                <w:bCs/>
-              </w:rPr>
-              <w:t xml:space="preserve">☑ 화면 캡처</w:t>
+              <w:t xml:space="preserve">□ 화면 캡처 □ GDQ 점검결과 □ 개선 파일</w:t>
+            </w:r>
+          </w:p>
+          <w:p>
+            <w:pPr>
+              <w:pStyle w:val="BodyText"/>
+            </w:pPr>
+            <w:r>
+              <w:rPr>
+                <w:b/>
+                <w:bCs/>
+              </w:rPr>
+              <w:t xml:space="preserve">☑ 기타(</w:t>
             </w:r>
             <w:r>
               <w:t xml:space="preserve"> </w:t>
             </w:r>
             <w:r>
-              <w:t xml:space="preserve">□ GDQ 점검결과 □ 개선 파일</w:t>
-            </w:r>
-          </w:p>
-          <w:p>
-            <w:pPr>
-              <w:pStyle w:val="BodyText"/>
-            </w:pPr>
-            <w:r>
-              <w:rPr>
-                <w:b/>
-                <w:bCs/>
-              </w:rPr>
-              <w:t xml:space="preserve">☑ 기타(</w:t>
+              <w:t xml:space="preserve">지역별 격차 산출 결과</w:t>
             </w:r>
             <w:r>
               <w:t xml:space="preserve"> </w:t>
             </w:r>
             <w:r>
-              <w:t xml:space="preserve">가이드 페이지별 대조표</w:t>
-            </w:r>
-            <w:r>
-              <w:t xml:space="preserve"> </w:t>
-            </w:r>
-            <w:r>
               <w:rPr>
                 <w:b/>
                 <w:bCs/>
@@ -3576,20 +3935,20 @@
               <w:pStyle w:val="BodyText"/>
             </w:pPr>
             <w:r>
-              <w:t xml:space="preserve">활동 3의 공통 코드집 도입과 동일한 해법</w:t>
+              <w:t xml:space="preserve">경로 안내 확장은 활동 2(고유 식별자)가 선행되어야 결합 정확도가 확보된다</w:t>
             </w:r>
           </w:p>
         </w:tc>
       </w:tr>
     </w:tbl>
-    <w:bookmarkEnd w:id="20"/>
-    <w:bookmarkStart w:id="21" w:name="활동-11-개방-pdf의-텍스트-미포함-검색기계판독-불가"/>
+    <w:bookmarkEnd w:id="21"/>
+    <w:bookmarkStart w:id="22" w:name="활동-11-활용서비스-에너지-안보-지표판-제안"/>
     <w:p>
       <w:pPr>
         <w:pStyle w:val="Heading2"/>
       </w:pPr>
       <w:r>
-        <w:t xml:space="preserve">[활동 11] 개방 PDF의 텍스트 미포함 — 검색·기계판독 불가</w:t>
+        <w:t xml:space="preserve">[활동 11] (활용서비스) 에너지 안보 지표판 제안</w:t>
       </w:r>
     </w:p>
     <w:tbl>
@@ -3672,7 +4031,7 @@
               <w:pStyle w:val="BodyText"/>
             </w:pPr>
             <w:r>
-              <w:t xml:space="preserve">일반 석유상식(PDF)</w:t>
+              <w:t xml:space="preserve">국내 석유비축일수, 국내 석유비축시설 및 비축물량, 국내 원유수입_국가별, 석유 정제가동율 현황, 정유사별_정제능력, 세계석유 공급·수요현황 5종</w:t>
             </w:r>
           </w:p>
         </w:tc>
@@ -3700,7 +4059,7 @@
               <w:pStyle w:val="BodyText"/>
             </w:pPr>
             <w:r>
-              <w:t xml:space="preserve">내려받은 PDF에서 텍스트 추출을 시도해 텍스트 레이어 포함 여부를 확인함</w:t>
+              <w:t xml:space="preserve">에너지 안보 관련 개방 파일의 제공 범위와 결합 가능성을 확인함</w:t>
             </w:r>
           </w:p>
         </w:tc>
@@ -3728,7 +4087,7 @@
               <w:pStyle w:val="BodyText"/>
             </w:pPr>
             <w:r>
-              <w:t xml:space="preserve">「일반 석유상식」 PDF 중 확인한 파일(7쪽 분량)에서 텍스트 추출을 시도한 결과 추출된 텍스트가 0바이트였다. 지면이 이미지로만 구성되어 있어 텍스트 레이어가 포함되어 있지 않다.</w:t>
+              <w:t xml:space="preserve">국내 석유비축일수는 2004년 54일·정부비축량 74.2백만 배럴에서 2025년 117일·100.6백만 배럴로 22년치가 제공된다. 국내 원유수입(국가별)은 1980~2025년 49개국 자료이며, 그 외 비축시설 및 비축물량, 석유 정제가동율, 정유사별 정제능력, 세계석유 관련 5종이 각각 별도 파일로 존재한다.</w:t>
             </w:r>
           </w:p>
         </w:tc>
@@ -3756,7 +4115,7 @@
               <w:pStyle w:val="BodyText"/>
             </w:pPr>
             <w:r>
-              <w:t xml:space="preserve">이미지로만 구성된 PDF는 문서 내 검색과 본문 복사가 불가능하고, 스크린리더가 내용을 읽지 못해 시각장애인이 이용할 수 없다. 기계 판독이 되지 않아 데이터로서의 재활용도 어렵다. 해당 자료는 국민의 에너지 이해도 제고와 석유 기초 지식 제공을 목적으로 개방된 것인데, 정작 이용자가 필요한 항목을 검색해 찾을 수 없다. 공공데이터는 기계 판독이 가능한 형태로 제공하는 것이 개방의 기본 원칙이다.</w:t>
+              <w:t xml:space="preserve">「우리나라는 석유 공급이 중단되면 며칠을 버틸 수 있는가」, 「특정 국가에 대한 원유 의존도가 어느 정도인가」는 국민적 관심 사항이나, 이에 답하려면 이용자가 5~6개 파일을 개별적으로 내려받아 직접 결합해야 한다. 원유수입 파일은 148개 열로 구성되어 있어 일반 이용자가 열어보기도 쉽지 않다. 데이터는 개방되어 있으나 질문에 답하는 형태로는 제공되지 않는다.</w:t>
             </w:r>
           </w:p>
         </w:tc>
@@ -3784,7 +4143,7 @@
               <w:pStyle w:val="BodyText"/>
             </w:pPr>
             <w:r>
-              <w:t xml:space="preserve">개방 PDF에 텍스트 레이어를 포함해 재개방한다. 원본이 이미지뿐이라면 OCR을 적용해 검색 가능한 PDF로 전환하고, 가능하면 원문 텍스트나 HTML을 병행 제공한다. 향후 PDF 개방 시에는 텍스트 추출 가능 여부를 배포 전 점검 항목에 포함한다. 이 조치로 이용자가 필요한 항목을 검색해 찾을 수 있게 되고, 스크린리더 이용자의 접근이 가능해지며, 교육·연구 목적의 인용과 재활용이 쉬워진다.</w:t>
+              <w:t xml:space="preserve">비축일수·비축물량·수입국 집중도·정제능력을 한 화면에 모은 에너지 안보 지표판을 구성한다. 수입 집중도는 상위국 비중으로 지표화하고, 세계 생산량·매장량 자료를 나란히 배치해 국내 수급이 세계 공급의 어느 부분에 의존하는지를 함께 보여준다. 핵심 지표는 비축일수 하나로 삼되 구성 요소로 내려갈 수 있는 구조로 만든다. 22년치 시계열이 확보되어 있어 비축 정책의 변화와 지표 변화를 연결해 볼 수 있고, 교육·언론에서 인용하기 쉬운 형태가 된다.</w:t>
             </w:r>
           </w:p>
         </w:tc>
@@ -3858,6 +4217,344 @@
               <w:pStyle w:val="BodyText"/>
             </w:pPr>
             <w:r>
+              <w:t xml:space="preserve">□ 화면 캡처 □ GDQ 점검결과 □ 개선 파일</w:t>
+            </w:r>
+          </w:p>
+          <w:p>
+            <w:pPr>
+              <w:pStyle w:val="BodyText"/>
+            </w:pPr>
+            <w:r>
+              <w:rPr>
+                <w:b/>
+                <w:bCs/>
+              </w:rPr>
+              <w:t xml:space="preserve">☑ 기타(</w:t>
+            </w:r>
+            <w:r>
+              <w:t xml:space="preserve"> </w:t>
+            </w:r>
+            <w:r>
+              <w:t xml:space="preserve">비축일수 추이 및 파일 구성 확인 결과</w:t>
+            </w:r>
+            <w:r>
+              <w:t xml:space="preserve"> </w:t>
+            </w:r>
+            <w:r>
+              <w:rPr>
+                <w:b/>
+                <w:bCs/>
+              </w:rPr>
+              <w:t xml:space="preserve">)</w:t>
+            </w:r>
+          </w:p>
+        </w:tc>
+      </w:tr>
+      <w:tr>
+        <w:tc>
+          <w:tcPr/>
+          <w:p>
+            <w:pPr>
+              <w:pStyle w:val="Compact"/>
+            </w:pPr>
+            <w:r>
+              <w:rPr>
+                <w:b/>
+                <w:bCs/>
+              </w:rPr>
+              <w:t xml:space="preserve">비고</w:t>
+            </w:r>
+          </w:p>
+        </w:tc>
+        <w:tc>
+          <w:tcPr/>
+          <w:p>
+            <w:pPr>
+              <w:pStyle w:val="BodyText"/>
+            </w:pPr>
+            <w:r>
+              <w:t xml:space="preserve">활동 4의 표 구조 개선이 함께 이루어지면 구현 난이도가 크게 낮아진다</w:t>
+            </w:r>
+          </w:p>
+        </w:tc>
+      </w:tr>
+    </w:tbl>
+    <w:bookmarkEnd w:id="22"/>
+    <w:bookmarkStart w:id="23" w:name="활동-12-홍보-개방-창구-이원화에-대한-안내-부재"/>
+    <w:p>
+      <w:pPr>
+        <w:pStyle w:val="Heading2"/>
+      </w:pPr>
+      <w:r>
+        <w:t xml:space="preserve">[활동 12] (홍보) 개방 창구 이원화에 대한 안내 부재</w:t>
+      </w:r>
+    </w:p>
+    <w:tbl>
+      <w:tblPr>
+        <w:tblStyle w:val="Table"/>
+        <w:tblW w:type="pct" w:w="5000"/>
+        <w:tblLayout w:type="fixed"/>
+        <w:tblLook w:firstRow="0" w:lastRow="0" w:firstColumn="0" w:lastColumn="0" w:noHBand="0" w:noVBand="0" w:val="0000"/>
+      </w:tblPr>
+      <w:tblGrid>
+        <w:gridCol w:w="1742"/>
+        <w:gridCol w:w="6177"/>
+      </w:tblGrid>
+      <w:tr>
+        <w:tc>
+          <w:tcPr/>
+          <w:p>
+            <w:pPr>
+              <w:pStyle w:val="Compact"/>
+            </w:pPr>
+            <w:r>
+              <w:rPr>
+                <w:b/>
+                <w:bCs/>
+              </w:rPr>
+              <w:t xml:space="preserve">활동유형</w:t>
+            </w:r>
+          </w:p>
+        </w:tc>
+        <w:tc>
+          <w:tcPr/>
+          <w:p>
+            <w:pPr>
+              <w:pStyle w:val="BodyText"/>
+            </w:pPr>
+            <w:r>
+              <w:t xml:space="preserve">□ 공공데이터포털 오류 점검 □ GDQ 파일 점검·개선</w:t>
+            </w:r>
+          </w:p>
+          <w:p>
+            <w:pPr>
+              <w:pStyle w:val="BodyText"/>
+            </w:pPr>
+            <w:r>
+              <w:t xml:space="preserve">□ 오피넷 사용편의성 점검</w:t>
+            </w:r>
+            <w:r>
+              <w:t xml:space="preserve"> </w:t>
+            </w:r>
+            <w:r>
+              <w:rPr>
+                <w:b/>
+                <w:bCs/>
+              </w:rPr>
+              <w:t xml:space="preserve">☑ 공공데이터 개선·활용 아이디어</w:t>
+            </w:r>
+          </w:p>
+        </w:tc>
+      </w:tr>
+      <w:tr>
+        <w:tc>
+          <w:tcPr/>
+          <w:p>
+            <w:pPr>
+              <w:pStyle w:val="Compact"/>
+            </w:pPr>
+            <w:r>
+              <w:rPr>
+                <w:b/>
+                <w:bCs/>
+              </w:rPr>
+              <w:t xml:space="preserve">대상 데이터/서비스</w:t>
+            </w:r>
+          </w:p>
+        </w:tc>
+        <w:tc>
+          <w:tcPr/>
+          <w:p>
+            <w:pPr>
+              <w:pStyle w:val="BodyText"/>
+            </w:pPr>
+            <w:r>
+              <w:t xml:space="preserve">공공데이터포털 개방 파일데이터 전반, 오피넷(www.opinet.co.kr) 자료실</w:t>
+            </w:r>
+          </w:p>
+        </w:tc>
+      </w:tr>
+      <w:tr>
+        <w:tc>
+          <w:tcPr/>
+          <w:p>
+            <w:pPr>
+              <w:pStyle w:val="Compact"/>
+            </w:pPr>
+            <w:r>
+              <w:rPr>
+                <w:b/>
+                <w:bCs/>
+              </w:rPr>
+              <w:t xml:space="preserve">점검·활동 내용</w:t>
+            </w:r>
+          </w:p>
+        </w:tc>
+        <w:tc>
+          <w:tcPr/>
+          <w:p>
+            <w:pPr>
+              <w:pStyle w:val="BodyText"/>
+            </w:pPr>
+            <w:r>
+              <w:t xml:space="preserve">오피넷에서 내려받은 가격 파일과 공공데이터포털 동일 주제 데이터셋의 파일명·열 구성·수록 범위를 대조함</w:t>
+            </w:r>
+          </w:p>
+        </w:tc>
+      </w:tr>
+      <w:tr>
+        <w:tc>
+          <w:tcPr/>
+          <w:p>
+            <w:pPr>
+              <w:pStyle w:val="Compact"/>
+            </w:pPr>
+            <w:r>
+              <w:rPr>
+                <w:b/>
+                <w:bCs/>
+              </w:rPr>
+              <w:t xml:space="preserve">발견사항 / 현황</w:t>
+            </w:r>
+          </w:p>
+        </w:tc>
+        <w:tc>
+          <w:tcPr/>
+          <w:p>
+            <w:pPr>
+              <w:pStyle w:val="BodyText"/>
+            </w:pPr>
+            <w:r>
+              <w:t xml:space="preserve">같은 주제의 가격 자료가 공공데이터포털과 오피넷 두 창구로 제공되는데, 두 창구의 파일이 서로 다르다. 예를 들어 포털의 「주유소지역상표별통계」는 설명에 따르면 상표와 지역 단위로 기준일자별 가격이 기록된 자료이나, 오피넷에서 같은 주제로 조회해 내려받은 파일은 지역 16개 열에 1개 일자만 담긴 형태로 상표 차원이 없다. 파일명 규칙도 포털은 「한국석유공사_○○○_날짜」인 반면 오피넷은 「주유소_지역상표별_평균판매가격」과 같이 다르다. 그러나 어느 쪽 상세페이지에도 다른 창구와의 관계나 차이를 안내하는 설명이 없다.</w:t>
+            </w:r>
+          </w:p>
+        </w:tc>
+      </w:tr>
+      <w:tr>
+        <w:tc>
+          <w:tcPr/>
+          <w:p>
+            <w:pPr>
+              <w:pStyle w:val="Compact"/>
+            </w:pPr>
+            <w:r>
+              <w:rPr>
+                <w:b/>
+                <w:bCs/>
+              </w:rPr>
+              <w:t xml:space="preserve">개선대상 / 문제점</w:t>
+            </w:r>
+          </w:p>
+        </w:tc>
+        <w:tc>
+          <w:tcPr/>
+          <w:p>
+            <w:pPr>
+              <w:pStyle w:val="BodyText"/>
+            </w:pPr>
+            <w:r>
+              <w:t xml:space="preserve">이용자는 두 창구의 자료를 같은 데이터로 오인하기 쉽다. 오피넷 조회 결과를 포털 개방 데이터로 잘못 알고 분석하면 수록 범위가 달라 결과가 어긋나며, 본 팀도 자료를 확보하는 과정에서 두 파일을 구분하는 데 혼선을 겪었다. 개방 데이터가 있어도 이용자가 정확한 출처에 도달하지 못하면 활용으로 이어지지 않는다.</w:t>
+            </w:r>
+          </w:p>
+        </w:tc>
+      </w:tr>
+      <w:tr>
+        <w:tc>
+          <w:tcPr/>
+          <w:p>
+            <w:pPr>
+              <w:pStyle w:val="Compact"/>
+            </w:pPr>
+            <w:r>
+              <w:rPr>
+                <w:b/>
+                <w:bCs/>
+              </w:rPr>
+              <w:t xml:space="preserve">개선·제안 내용</w:t>
+            </w:r>
+          </w:p>
+        </w:tc>
+        <w:tc>
+          <w:tcPr/>
+          <w:p>
+            <w:pPr>
+              <w:pStyle w:val="BodyText"/>
+            </w:pPr>
+            <w:r>
+              <w:t xml:space="preserve">포털 데이터셋 상세페이지에 해당 자료의 원천과 오피넷 제공분과의 차이(수록 기간, 집계 단위, 갱신 주기)를 명시하고, 오피넷 자료실에는 대응하는 포털 데이터셋 링크를 안내한다. 아울러 두 창구의 파일명 규칙을 통일하거나, 최소한 포털 데이터셋 설명에 오피넷에서의 명칭을 병기한다. 이용자가 자신이 받은 파일이 어느 창구의 것인지, 원하는 범위를 담고 있는지 내려받기 전에 판단할 수 있게 된다.</w:t>
+            </w:r>
+          </w:p>
+        </w:tc>
+      </w:tr>
+      <w:tr>
+        <w:tc>
+          <w:tcPr/>
+          <w:p>
+            <w:pPr>
+              <w:pStyle w:val="Compact"/>
+            </w:pPr>
+            <w:r>
+              <w:rPr>
+                <w:b/>
+                <w:bCs/>
+              </w:rPr>
+              <w:t xml:space="preserve">조치 여부</w:t>
+            </w:r>
+          </w:p>
+        </w:tc>
+        <w:tc>
+          <w:tcPr/>
+          <w:p>
+            <w:pPr>
+              <w:pStyle w:val="BodyText"/>
+            </w:pPr>
+            <w:r>
+              <w:t xml:space="preserve">□ 직접 개선 완료 □ 개선대상 제시</w:t>
+            </w:r>
+            <w:r>
+              <w:t xml:space="preserve"> </w:t>
+            </w:r>
+            <w:r>
+              <w:rPr>
+                <w:b/>
+                <w:bCs/>
+              </w:rPr>
+              <w:t xml:space="preserve">☑ 아이디어 제안</w:t>
+            </w:r>
+          </w:p>
+          <w:p>
+            <w:pPr>
+              <w:pStyle w:val="BodyText"/>
+            </w:pPr>
+            <w:r>
+              <w:t xml:space="preserve">□ 해당없음</w:t>
+            </w:r>
+          </w:p>
+        </w:tc>
+      </w:tr>
+      <w:tr>
+        <w:tc>
+          <w:tcPr/>
+          <w:p>
+            <w:pPr>
+              <w:pStyle w:val="Compact"/>
+            </w:pPr>
+            <w:r>
+              <w:rPr>
+                <w:b/>
+                <w:bCs/>
+              </w:rPr>
+              <w:t xml:space="preserve">증빙·첨부자료</w:t>
+            </w:r>
+          </w:p>
+        </w:tc>
+        <w:tc>
+          <w:tcPr/>
+          <w:p>
+            <w:pPr>
+              <w:pStyle w:val="BodyText"/>
+            </w:pPr>
+            <w:r>
               <w:rPr>
                 <w:b/>
                 <w:bCs/>
@@ -3886,7 +4583,7 @@
               <w:t xml:space="preserve"> </w:t>
             </w:r>
             <w:r>
-              <w:t xml:space="preserve">텍스트 추출 결과 0바이트</w:t>
+              <w:t xml:space="preserve">두 창구 파일의 열 구성 대조 결과</w:t>
             </w:r>
             <w:r>
               <w:t xml:space="preserve"> </w:t>
@@ -3924,15 +4621,363 @@
               <w:pStyle w:val="BodyText"/>
             </w:pPr>
             <w:r>
-              <w:t xml:space="preserve">「일반 석유상식」은 주제별 PDF 여러 개로 구성되어 있어 일부 파일을 대상으로 확인했다. 제출 전 다른 파일도 동일한지 확인하면 근거가 강화된다</w:t>
+              <w:t xml:space="preserve">포털 상세페이지와 오피넷 조회 화면을 나란히 캡처하면 근거가 명확해진다</w:t>
             </w:r>
           </w:p>
         </w:tc>
       </w:tr>
     </w:tbl>
-    <w:bookmarkEnd w:id="21"/>
-    <w:bookmarkEnd w:id="22"/>
-    <w:bookmarkStart w:id="23" w:name="증빙-준비-④-분량"/>
+    <w:bookmarkEnd w:id="23"/>
+    <w:bookmarkStart w:id="24" w:name="활동-13-홍보-데이터셋-설명에-결합-가능-데이터활용-예시-안내-추가"/>
+    <w:p>
+      <w:pPr>
+        <w:pStyle w:val="Heading2"/>
+      </w:pPr>
+      <w:r>
+        <w:t xml:space="preserve">[활동 13] (홍보) 데이터셋 설명에 결합 가능 데이터·활용 예시 안내 추가</w:t>
+      </w:r>
+    </w:p>
+    <w:tbl>
+      <w:tblPr>
+        <w:tblStyle w:val="Table"/>
+        <w:tblW w:type="pct" w:w="5000"/>
+        <w:tblLayout w:type="fixed"/>
+        <w:tblLook w:firstRow="0" w:lastRow="0" w:firstColumn="0" w:lastColumn="0" w:noHBand="0" w:noVBand="0" w:val="0000"/>
+      </w:tblPr>
+      <w:tblGrid>
+        <w:gridCol w:w="1742"/>
+        <w:gridCol w:w="6177"/>
+      </w:tblGrid>
+      <w:tr>
+        <w:tc>
+          <w:tcPr/>
+          <w:p>
+            <w:pPr>
+              <w:pStyle w:val="Compact"/>
+            </w:pPr>
+            <w:r>
+              <w:rPr>
+                <w:b/>
+                <w:bCs/>
+              </w:rPr>
+              <w:t xml:space="preserve">활동유형</w:t>
+            </w:r>
+          </w:p>
+        </w:tc>
+        <w:tc>
+          <w:tcPr/>
+          <w:p>
+            <w:pPr>
+              <w:pStyle w:val="BodyText"/>
+            </w:pPr>
+            <w:r>
+              <w:t xml:space="preserve">□ 공공데이터포털 오류 점검 □ GDQ 파일 점검·개선</w:t>
+            </w:r>
+          </w:p>
+          <w:p>
+            <w:pPr>
+              <w:pStyle w:val="BodyText"/>
+            </w:pPr>
+            <w:r>
+              <w:t xml:space="preserve">□ 오피넷 사용편의성 점검</w:t>
+            </w:r>
+            <w:r>
+              <w:t xml:space="preserve"> </w:t>
+            </w:r>
+            <w:r>
+              <w:rPr>
+                <w:b/>
+                <w:bCs/>
+              </w:rPr>
+              <w:t xml:space="preserve">☑ 공공데이터 개선·활용 아이디어</w:t>
+            </w:r>
+          </w:p>
+        </w:tc>
+      </w:tr>
+      <w:tr>
+        <w:tc>
+          <w:tcPr/>
+          <w:p>
+            <w:pPr>
+              <w:pStyle w:val="Compact"/>
+            </w:pPr>
+            <w:r>
+              <w:rPr>
+                <w:b/>
+                <w:bCs/>
+              </w:rPr>
+              <w:t xml:space="preserve">대상 데이터/서비스</w:t>
+            </w:r>
+          </w:p>
+        </w:tc>
+        <w:tc>
+          <w:tcPr/>
+          <w:p>
+            <w:pPr>
+              <w:pStyle w:val="BodyText"/>
+            </w:pPr>
+            <w:r>
+              <w:t xml:space="preserve">공공데이터포털 한국석유공사 데이터셋 상세페이지 전반</w:t>
+            </w:r>
+          </w:p>
+        </w:tc>
+      </w:tr>
+      <w:tr>
+        <w:tc>
+          <w:tcPr/>
+          <w:p>
+            <w:pPr>
+              <w:pStyle w:val="Compact"/>
+            </w:pPr>
+            <w:r>
+              <w:rPr>
+                <w:b/>
+                <w:bCs/>
+              </w:rPr>
+              <w:t xml:space="preserve">점검·활동 내용</w:t>
+            </w:r>
+          </w:p>
+        </w:tc>
+        <w:tc>
+          <w:tcPr/>
+          <w:p>
+            <w:pPr>
+              <w:pStyle w:val="BodyText"/>
+            </w:pPr>
+            <w:r>
+              <w:t xml:space="preserve">활용 아이디어를 도출하는 과정에서 어떤 데이터셋끼리 결합 가능한지를 파악하기 위해 실제로 수행한 작업을 정리함</w:t>
+            </w:r>
+          </w:p>
+        </w:tc>
+      </w:tr>
+      <w:tr>
+        <w:tc>
+          <w:tcPr/>
+          <w:p>
+            <w:pPr>
+              <w:pStyle w:val="Compact"/>
+            </w:pPr>
+            <w:r>
+              <w:rPr>
+                <w:b/>
+                <w:bCs/>
+              </w:rPr>
+              <w:t xml:space="preserve">발견사항 / 현황</w:t>
+            </w:r>
+          </w:p>
+        </w:tc>
+        <w:tc>
+          <w:tcPr/>
+          <w:p>
+            <w:pPr>
+              <w:pStyle w:val="BodyText"/>
+            </w:pPr>
+            <w:r>
+              <w:t xml:space="preserve">본 팀이 도출한 활용 아이디어 4건은 모두 두 개 이상의 데이터셋 결합을 전제로 한다. LPG 3계층 가격 비교는 LPG 9종, 주유소 가격차 요인 분해는 형태별·상표별·개별 주유소 가격과 알뜰주유소 현황, 요소수 모니터링은 요소수 2종과 주유소 위치, 에너지 안보 지표판은 비축·수입·정제 관련 5종 이상을 함께 사용한다. 그러나 어떤 데이터셋이 서로 결합 가능한지, 결합하면 무엇을 볼 수 있는지는 상세페이지 설명에 안내되어 있지 않아, 파일을 모두 내려받아 열 구성을 직접 확인한 뒤에야 알 수 있었다.</w:t>
+            </w:r>
+          </w:p>
+        </w:tc>
+      </w:tr>
+      <w:tr>
+        <w:tc>
+          <w:tcPr/>
+          <w:p>
+            <w:pPr>
+              <w:pStyle w:val="Compact"/>
+            </w:pPr>
+            <w:r>
+              <w:rPr>
+                <w:b/>
+                <w:bCs/>
+              </w:rPr>
+              <w:t xml:space="preserve">개선대상 / 문제점</w:t>
+            </w:r>
+          </w:p>
+        </w:tc>
+        <w:tc>
+          <w:tcPr/>
+          <w:p>
+            <w:pPr>
+              <w:pStyle w:val="BodyText"/>
+            </w:pPr>
+            <w:r>
+              <w:t xml:space="preserve">개방 데이터의 활용은 대부분 결합에서 나오는데, 결합 가능성은 파일을 열어보기 전에는 드러나지 않는다. 이용자는 어떤 데이터가 존재하는지는 목록에서 알 수 있어도 무엇을 만들 수 있는지는 알기 어렵다. 그 결과 개방 건수는 늘어도 실제 활용으로 이어지는 비율은 제한된다.</w:t>
+            </w:r>
+          </w:p>
+        </w:tc>
+      </w:tr>
+      <w:tr>
+        <w:tc>
+          <w:tcPr/>
+          <w:p>
+            <w:pPr>
+              <w:pStyle w:val="Compact"/>
+            </w:pPr>
+            <w:r>
+              <w:rPr>
+                <w:b/>
+                <w:bCs/>
+              </w:rPr>
+              <w:t xml:space="preserve">개선·제안 내용</w:t>
+            </w:r>
+          </w:p>
+        </w:tc>
+        <w:tc>
+          <w:tcPr/>
+          <w:p>
+            <w:pPr>
+              <w:pStyle w:val="BodyText"/>
+            </w:pPr>
+            <w:r>
+              <w:t xml:space="preserve">각 데이터셋 상세페이지에 ① 함께 쓰면 좋은 관련 데이터셋 목록과 결합 키, ② 해당 데이터로 답할 수 있는 질문 예시 두세 개, ③ 간단한 분석·시각화 예시를 추가한다. 예를 들어 알뜰주유소 현황 페이지에는 「국내 전국 개별 주유소 판매가격과 결합하면 알뜰주유소의 실제 가격 차이를 확인할 수 있다」와 같은 안내를 둔다. 서포터즈·공모전 등에서 산출된 활용 사례를 해당 데이터셋 페이지에 연결하면 추가 제작 부담 없이 사례를 축적할 수 있다.</w:t>
+            </w:r>
+          </w:p>
+        </w:tc>
+      </w:tr>
+      <w:tr>
+        <w:tc>
+          <w:tcPr/>
+          <w:p>
+            <w:pPr>
+              <w:pStyle w:val="Compact"/>
+            </w:pPr>
+            <w:r>
+              <w:rPr>
+                <w:b/>
+                <w:bCs/>
+              </w:rPr>
+              <w:t xml:space="preserve">조치 여부</w:t>
+            </w:r>
+          </w:p>
+        </w:tc>
+        <w:tc>
+          <w:tcPr/>
+          <w:p>
+            <w:pPr>
+              <w:pStyle w:val="BodyText"/>
+            </w:pPr>
+            <w:r>
+              <w:t xml:space="preserve">□ 직접 개선 완료 □ 개선대상 제시</w:t>
+            </w:r>
+            <w:r>
+              <w:t xml:space="preserve"> </w:t>
+            </w:r>
+            <w:r>
+              <w:rPr>
+                <w:b/>
+                <w:bCs/>
+              </w:rPr>
+              <w:t xml:space="preserve">☑ 아이디어 제안</w:t>
+            </w:r>
+          </w:p>
+          <w:p>
+            <w:pPr>
+              <w:pStyle w:val="BodyText"/>
+            </w:pPr>
+            <w:r>
+              <w:t xml:space="preserve">□ 해당없음</w:t>
+            </w:r>
+          </w:p>
+        </w:tc>
+      </w:tr>
+      <w:tr>
+        <w:tc>
+          <w:tcPr/>
+          <w:p>
+            <w:pPr>
+              <w:pStyle w:val="Compact"/>
+            </w:pPr>
+            <w:r>
+              <w:rPr>
+                <w:b/>
+                <w:bCs/>
+              </w:rPr>
+              <w:t xml:space="preserve">증빙·첨부자료</w:t>
+            </w:r>
+          </w:p>
+        </w:tc>
+        <w:tc>
+          <w:tcPr/>
+          <w:p>
+            <w:pPr>
+              <w:pStyle w:val="BodyText"/>
+            </w:pPr>
+            <w:r>
+              <w:rPr>
+                <w:b/>
+                <w:bCs/>
+              </w:rPr>
+              <w:t xml:space="preserve">☑ 화면 캡처</w:t>
+            </w:r>
+            <w:r>
+              <w:t xml:space="preserve"> </w:t>
+            </w:r>
+            <w:r>
+              <w:t xml:space="preserve">□ GDQ 점검결과 □ 개선 파일</w:t>
+            </w:r>
+          </w:p>
+          <w:p>
+            <w:pPr>
+              <w:pStyle w:val="BodyText"/>
+            </w:pPr>
+            <w:r>
+              <w:rPr>
+                <w:b/>
+                <w:bCs/>
+              </w:rPr>
+              <w:t xml:space="preserve">☑ 기타(</w:t>
+            </w:r>
+            <w:r>
+              <w:t xml:space="preserve"> </w:t>
+            </w:r>
+            <w:r>
+              <w:t xml:space="preserve">활용 아이디어별 결합 데이터셋 정리</w:t>
+            </w:r>
+            <w:r>
+              <w:t xml:space="preserve"> </w:t>
+            </w:r>
+            <w:r>
+              <w:rPr>
+                <w:b/>
+                <w:bCs/>
+              </w:rPr>
+              <w:t xml:space="preserve">)</w:t>
+            </w:r>
+          </w:p>
+        </w:tc>
+      </w:tr>
+      <w:tr>
+        <w:tc>
+          <w:tcPr/>
+          <w:p>
+            <w:pPr>
+              <w:pStyle w:val="Compact"/>
+            </w:pPr>
+            <w:r>
+              <w:rPr>
+                <w:b/>
+                <w:bCs/>
+              </w:rPr>
+              <w:t xml:space="preserve">비고</w:t>
+            </w:r>
+          </w:p>
+        </w:tc>
+        <w:tc>
+          <w:tcPr/>
+          <w:p>
+            <w:pPr>
+              <w:pStyle w:val="BodyText"/>
+            </w:pPr>
+            <w:r>
+              <w:t xml:space="preserve">활동 2(주유소 고유 식별자)가 함께 적용되면 결합 키를 명시할 수 있어 안내의 실효성이 높아진다</w:t>
+            </w:r>
+          </w:p>
+        </w:tc>
+      </w:tr>
+    </w:tbl>
+    <w:bookmarkEnd w:id="24"/>
+    <w:bookmarkEnd w:id="25"/>
+    <w:bookmarkStart w:id="26" w:name="증빙-준비-④-분량"/>
     <w:p>
       <w:pPr>
         <w:pStyle w:val="Heading1"/>
@@ -3986,7 +5031,7 @@
               <w:pStyle w:val="Compact"/>
             </w:pPr>
             <w:r>
-              <w:t xml:space="preserve">1·2·3·6·7·8·9</w:t>
+              <w:t xml:space="preserve">1·2·3·8·9·10·11</w:t>
             </w:r>
           </w:p>
         </w:tc>
@@ -4103,7 +5148,7 @@
               <w:pStyle w:val="Compact"/>
             </w:pPr>
             <w:r>
-              <w:t xml:space="preserve">10</w:t>
+              <w:t xml:space="preserve">6</w:t>
             </w:r>
           </w:p>
         </w:tc>
@@ -4127,7 +5172,7 @@
               <w:pStyle w:val="Compact"/>
             </w:pPr>
             <w:r>
-              <w:t xml:space="preserve">11</w:t>
+              <w:t xml:space="preserve">7</w:t>
             </w:r>
           </w:p>
         </w:tc>
@@ -4139,6 +5184,54 @@
             </w:pPr>
             <w:r>
               <w:t xml:space="preserve">PDF를 텍스트 편집기로 연 화면 또는 텍스트 추출 결과 캡처</w:t>
+            </w:r>
+          </w:p>
+        </w:tc>
+      </w:tr>
+      <w:tr>
+        <w:tc>
+          <w:tcPr/>
+          <w:p>
+            <w:pPr>
+              <w:pStyle w:val="Compact"/>
+            </w:pPr>
+            <w:r>
+              <w:t xml:space="preserve">12</w:t>
+            </w:r>
+          </w:p>
+        </w:tc>
+        <w:tc>
+          <w:tcPr/>
+          <w:p>
+            <w:pPr>
+              <w:pStyle w:val="Compact"/>
+            </w:pPr>
+            <w:r>
+              <w:t xml:space="preserve">포털 상세페이지와 오피넷 조회 화면 캡처, 두 파일의 열 구성 대조</w:t>
+            </w:r>
+          </w:p>
+        </w:tc>
+      </w:tr>
+      <w:tr>
+        <w:tc>
+          <w:tcPr/>
+          <w:p>
+            <w:pPr>
+              <w:pStyle w:val="Compact"/>
+            </w:pPr>
+            <w:r>
+              <w:t xml:space="preserve">13</w:t>
+            </w:r>
+          </w:p>
+        </w:tc>
+        <w:tc>
+          <w:tcPr/>
+          <w:p>
+            <w:pPr>
+              <w:pStyle w:val="Compact"/>
+            </w:pPr>
+            <w:r>
+              <w:t xml:space="preserve">활용 아이디어별 결합 데이터셋 정리표</w:t>
             </w:r>
           </w:p>
         </w:tc>
@@ -4151,8 +5244,8 @@
         </w:pict>
       </w:r>
     </w:p>
-    <w:bookmarkEnd w:id="23"/>
-    <w:bookmarkStart w:id="24" w:name="취합-담당에게-전달할-사항"/>
+    <w:bookmarkEnd w:id="26"/>
+    <w:bookmarkStart w:id="27" w:name="취합-담당에게-전달할-사항"/>
     <w:p>
       <w:pPr>
         <w:pStyle w:val="Heading1"/>
@@ -4170,7 +5263,7 @@
           <w:b/>
           <w:bCs/>
         </w:rPr>
-        <w:t xml:space="preserve">1. 활동 10의 유형 중복 확인</w:t>
+        <w:t xml:space="preserve">1. 활동 6의 유형 중복 확인</w:t>
       </w:r>
       <w:r>
         <w:t xml:space="preserve"> </w:t>
@@ -4252,8 +5345,8 @@
         </w:pict>
       </w:r>
     </w:p>
-    <w:bookmarkEnd w:id="24"/>
-    <w:bookmarkStart w:id="25" w:name="종합-의견-재료-④-관점--취합-담당-참고용"/>
+    <w:bookmarkEnd w:id="27"/>
+    <w:bookmarkStart w:id="28" w:name="종합-의견-재료-④-관점--취합-담당-참고용"/>
     <w:p>
       <w:pPr>
         <w:pStyle w:val="Heading1"/>
@@ -4374,7 +5467,7 @@
         <w:t xml:space="preserve">스냅샷, PDF의 텍스트 레이어 부재).</w:t>
       </w:r>
     </w:p>
-    <w:bookmarkEnd w:id="25"/>
+    <w:bookmarkEnd w:id="28"/>
     <w:sectPr>
       <w:footnotePr>
         <w:numRestart w:val="eachSect"/>
